--- a/companies/saltmarsh-environmental/Engagements/Dyer and Sons/2016.07.06 - Status Report - Dyer and Sons v2 FINAL.docx
+++ b/companies/saltmarsh-environmental/Engagements/Dyer and Sons/2016.07.06 - Status Report - Dyer and Sons v2 FINAL.docx
@@ -3,16 +3,8 @@
 <w:document xmlns:wpc="http://schemas.microsoft.com/office/word/2010/wordprocessingCanvas" xmlns:mo="http://schemas.microsoft.com/office/mac/office/2008/main" xmlns:mc="http://schemas.openxmlformats.org/markup-compatibility/2006" xmlns:mv="urn:schemas-microsoft-com:mac:vml" xmlns:o="urn:schemas-microsoft-com:office:office" xmlns:r="http://schemas.openxmlformats.org/officeDocument/2006/relationships" xmlns:m="http://schemas.openxmlformats.org/officeDocument/2006/math" xmlns:v="urn:schemas-microsoft-com:vml" xmlns:wp14="http://schemas.microsoft.com/office/word/2010/wordprocessingDrawing" xmlns:wp="http://schemas.openxmlformats.org/drawingml/2006/wordprocessingDrawing" xmlns:w10="urn:schemas-microsoft-com:office:word" xmlns:w="http://schemas.openxmlformats.org/wordprocessingml/2006/main" xmlns:w14="http://schemas.microsoft.com/office/word/2010/wordml" xmlns:wpg="http://schemas.microsoft.com/office/word/2010/wordprocessingGroup" xmlns:wpi="http://schemas.microsoft.com/office/word/2010/wordprocessingInk" xmlns:wne="http://schemas.microsoft.com/office/word/2006/wordml" xmlns:wps="http://schemas.microsoft.com/office/word/2010/wordprocessingShape" mc:Ignorable="w14 wp14">
   <w:body>
     <w:p>
-      <w:pPr>
-        <w:pStyle w:val="Heading1"/>
-      </w:pPr>
       <w:r>
-        <w:t>Progress Report</w:t>
-      </w:r>
-    </w:p>
-    <w:p>
-      <w:r>
-        <w:t>Re: Phase I Environmental Site Assessment for Dyer and Sons. Prepared by Mary Foster, Field Technician, and reviewed before issue.</w:t>
+        <w:t>This report covers progress on the Phase I Environmental Site Assessment we are conducting for Dyer and Sons, prepared for the Dyer and Sons management team. It reflects the work through the first half of the engagement.</w:t>
       </w:r>
     </w:p>
     <w:p>
@@ -20,12 +12,17 @@
         <w:pStyle w:val="Heading2"/>
       </w:pPr>
       <w:r>
-        <w:t>Status Summary</w:t>
+        <w:t>Where the Work Stands</w:t>
       </w:r>
     </w:p>
     <w:p>
       <w:r>
-        <w:t>The assessment is at roughly the halfway mark of a four-month engagement and is on schedule. The historical records review is complete. The regulatory database review is complete except for one item awaiting a vendor correction. Both site reconnaissance visits have been made. The interviews are underway. Nothing has been drafted for report yet; that begins once the interview record is closed. One open question, the origin and date of fill at the northern margin of the parcel, is the item most likely to shape what the report can and cannot conclude, and it is discussed under Risks below.</w:t>
+        <w:t>The assessment is on schedule and within budget. We are roughly at the midpoint of the engagement. The records and regulatory review is substantially complete, and the site reconnaissance is done. No condition has come to light that would enlarge the scope of the work or change what we expect to deliver.</w:t>
+      </w:r>
+    </w:p>
+    <w:p>
+      <w:r>
+        <w:t>The work remains within the fixed fee of $34,000. We do not anticipate additional cost. Nothing found so far points toward the separate sampling program that a Phase I sometimes recommends, and if that changes we will tell you before we do any further work.</w:t>
       </w:r>
     </w:p>
     <w:p>
@@ -33,27 +30,27 @@
         <w:pStyle w:val="Heading2"/>
       </w:pPr>
       <w:r>
-        <w:t>Accomplishments This Period</w:t>
+        <w:t>Completed This Period</w:t>
       </w:r>
     </w:p>
     <w:p>
       <w:r>
-        <w:t>The historical sources are reviewed and filed: the aerial series, the topographic sheets, the fire insurance coverage such as it is for this part of the shore, and the county permit and grading files. John Sanchez searched the county file twice, the second time under the prior owner name and the parcel's earlier designation, which turned up two grading records that the first search did not. Neither addresses the shoreline work.</w:t>
+        <w:t>James Henderson has completed the historical records review. That included the aerial photographs, the chain of title, the fire-insurance maps, city directories, and the prior environmental reports we could obtain for the property. Together these establish how the parcel has been used back through the standard look-back period.</w:t>
       </w:r>
     </w:p>
     <w:p>
       <w:r>
-        <w:t>Both reconnaissance visits are done. Each was made on a falling tide and the water edge was walked in full on both. The field record for each visit carries the date, weather, tide state, personnel present, and a photo log with location and direction for every frame. Observed at the northern margin: fill material exposed in a low bank, photographed on both visits, with the exposure visible only from the water side and only at lower stages of the tide. Not observed anywhere on the property, on either visit: staining, drums, aboveground or apparent underground storage tanks, distressed vegetation, or evidence of dumping. I record the second list because in this work what was looked for and not found is as much a part of the record as what was found, and a reader in five years cannot tell the difference between not present and not checked unless we say which it was.</w:t>
+        <w:t>The regulatory database search has been received and read. It covered the standard federal and state lists at the search distances the ASTM practice prescribes: the National Priorities List, the federal and state records of contaminated and formerly contaminated sites, registered and leaking underground storage tanks, and reported spills. We read each listing within those distances and plotted the mapped sites against the property and the local groundwater gradient.</w:t>
       </w:r>
     </w:p>
     <w:p>
       <w:r>
-        <w:t>James Henderson has closed out the database review. He confirmed with the vendor that one listing plotting in open water is an error in the source rather than a condition on the ground, and the vendor's written correction is in the file. He also resolved the gradient question raised earlier: the topographic assumption does not hold on a tidal parcel, and his characterization of the nearby listings now rests on what the reconnaissance showed rather than on an inference from contours. Two listings that were provisionally carried as upgradient are not.</w:t>
+        <w:t>The property itself carries no environmental listing on the federal or state records. Two neighboring sites do appear, both up-gradient of the parcel; James Henderson is reviewing the file on the nearer of the two so that we can state plainly whether either bears on the property.</w:t>
       </w:r>
     </w:p>
     <w:p>
       <w:r>
-        <w:t>The owner interview has been completed. The interview of the adjoining occupant is scheduled and not yet held.</w:t>
+        <w:t>Our field technician, Mary Foster, completed the site reconnaissance and the photographic log. The surface walk found no evidence of a release: no stained soils, no stressed vegetation, no improper storage of drums or chemicals. A former equipment area at the rear of the site has been noted for a second look when we return for the interviews.</w:t>
       </w:r>
     </w:p>
     <w:p>
@@ -65,43 +62,18 @@
       </w:r>
     </w:p>
     <w:p>
-      <w:pPr>
-        <w:pStyle w:val="ListBullet"/>
-      </w:pPr>
       <w:r>
-        <w:t>Complete the adjoining occupant interview and close the interview record.</w:t>
+        <w:t>Two tasks remain in the field and the record. We will complete the site interviews, including the current owner and a long-standing site manager, and we will make the follow-up visit to the rear equipment area to close out the photographic record.</w:t>
       </w:r>
     </w:p>
     <w:p>
-      <w:pPr>
-        <w:pStyle w:val="ListBullet"/>
-      </w:pPr>
       <w:r>
-        <w:t>Reconcile the field notes against the formal interview record, keeping observation and hearsay distinct in both.</w:t>
+        <w:t>The interviews are being scheduled now. We have the current owner lined up and are working through your team to reach a former site manager whose memory of the property runs back further than the written record. We expect to have both completed in the next few weeks.</w:t>
       </w:r>
     </w:p>
     <w:p>
-      <w:pPr>
-        <w:pStyle w:val="ListBullet"/>
-      </w:pPr>
       <w:r>
-        <w:t>Prepare the draft report, including the findings, the data gaps, and our opinion on their significance.</w:t>
-      </w:r>
-    </w:p>
-    <w:p>
-      <w:pPr>
-        <w:pStyle w:val="ListBullet"/>
-      </w:pPr>
-      <w:r>
-        <w:t>Internal review of the draft by the Managing Principal before it is issued to Dyer and Sons.</w:t>
-      </w:r>
-    </w:p>
-    <w:p>
-      <w:pPr>
-        <w:pStyle w:val="ListBullet"/>
-      </w:pPr>
-      <w:r>
-        <w:t>Issue the draft for your review and one round of comment, then final.</w:t>
+        <w:t>James Henderson will then prepare the draft assessment to the ASTM E1527-13 standard. John Sanchez will review the findings before the report is finalized and signed, on the principle that no conclusion leaves this office until a second scientist has tested it against the record. Our aim for the next period is a complete draft ready for that review.</w:t>
       </w:r>
     </w:p>
     <w:p>
@@ -109,35 +81,27 @@
         <w:pStyle w:val="Heading2"/>
       </w:pPr>
       <w:r>
-        <w:t>Budget</w:t>
+        <w:t>Items to Watch</w:t>
       </w:r>
     </w:p>
     <w:p>
       <w:r>
-        <w:t>The engagement is a fixed fee of $34,000, and effort to date is consistent with that figure at this point in the work. The database order and the historical source reproduction are inside the fee, as stated in the engagement letter, and there are no expense items to report. Nothing performed this period was outside the agreed scope, and no additional authorization is being requested. The second county search and the vendor correction were absorbed within the fee.</w:t>
-      </w:r>
-    </w:p>
-    <w:p>
-      <w:pPr>
-        <w:pStyle w:val="Heading2"/>
-      </w:pPr>
-      <w:r>
-        <w:t>Risks</w:t>
+        <w:t>Two things could affect the schedule, and we are managing both. The archived ownership records and the site-manager interview depend on materials and access from your side. The sooner we have them, the sooner we can close the interview stage.</w:t>
       </w:r>
     </w:p>
     <w:p>
       <w:r>
-        <w:t>The fill at the northern margin remains unresolved. The aerial interval that brackets the work is long, the fire insurance coverage does not reach that part of the shore, and no shoreline permit was located in either county search. If the remaining interview does not establish the origin and approximate date of the fill, the report will carry the point as a data gap and state our opinion of its significance rather than resolve it by assertion. John Sanchez has been consistent on this and I will not soften it here: a confident call the record does not support is the one a reviewer takes apart later, and this office would rather write down the limit of what is known.</w:t>
+        <w:t>The second is the up-gradient neighbor. If the file on that site raises a genuine question, we will report it as a recognized environmental condition and explain what, if anything, it would take to resolve it. We do not expect that outcome on what we have seen so far, but it would be premature to rule it out at the midpoint.</w:t>
       </w:r>
     </w:p>
     <w:p>
       <w:r>
-        <w:t>The schedule risk is access for the remaining interview, which is being arranged through Dyer and Sons. It is not currently causing delay. If the interview cannot be held within the next two weeks, the draft slips by roughly that interval, and you would hear about it from us before it happened rather than in the next report.</w:t>
+        <w:t>Nothing in the file to date changes our budget or our schedule. We raise these items because they are the ordinary places a Phase I slows down, not because either has slipped. If either does, you will hear it from us in the next report or sooner.</w:t>
       </w:r>
     </w:p>
     <w:p>
       <w:r>
-        <w:t>No other risks are identified at this time. Questions on any of the above can go to John Sanchez or to me.</w:t>
+        <w:t>We will send the next report at the close of the coming period, or sooner if anything in the file warrants it. If you have questions in the meantime, please call and we will walk you through where things stand.</w:t>
       </w:r>
     </w:p>
     <w:sectPr>
